--- a/Product Requirements Document.docx
+++ b/Product Requirements Document.docx
@@ -16,6 +16,9 @@
       </w:r>
       <w:r>
         <w:t xml:space="preserve"> Document (PRD)</w:t>
+      </w:r>
+      <w:r>
+        <w:t xml:space="preserve"> </w:t>
       </w:r>
     </w:p>
     <w:p>
@@ -381,15 +384,7 @@
         <w:t>and template</w:t>
       </w:r>
       <w:r>
-        <w:t xml:space="preserve"> with sets, </w:t>
-      </w:r>
-      <w:proofErr w:type="gramStart"/>
-      <w:r>
-        <w:t>reps</w:t>
-      </w:r>
-      <w:proofErr w:type="gramEnd"/>
-      <w:r>
-        <w:t xml:space="preserve"> weights and notes</w:t>
+        <w:t xml:space="preserve"> with sets, reps weights and notes</w:t>
       </w:r>
     </w:p>
     <w:p>
